--- a/_site/operating-system/2023-06-18-02-distribuciones-linux/index.docx
+++ b/_site/operating-system/2023-06-18-02-distribuciones-linux/index.docx
@@ -50,7 +50,7 @@
         <w:pStyle w:val="Heading1"/>
       </w:pPr>
       <w:r>
-        <w:t xml:space="preserve">Distribuciones de GNU/Linux: Descubre las distribuciones de Linux, sus características únicas y las ventajas que ofrecen en este apasionante viaje tecnológico.</w:t>
+        <w:t xml:space="preserve">Principales distribuciones Linux</w:t>
       </w:r>
     </w:p>
     <w:p>
@@ -199,7 +199,15 @@
     </w:p>
     <w:p>
       <w:pPr>
-        <w:pStyle w:val="FirstParagraph"/>
+        <w:pStyle w:val="AbstractFirstParagraph"/>
+      </w:pPr>
+      <w:r>
+        <w:t xml:space="preserve">Este abstract será actualizado una vez que se complete el contenido final del artículo.</w:t>
+      </w:r>
+    </w:p>
+    <w:p>
+      <w:pPr>
+        <w:pStyle w:val="BodyText"/>
       </w:pPr>
       <w:r>
         <w:rPr>
@@ -224,7 +232,7 @@
         <w:pStyle w:val="Heading1"/>
       </w:pPr>
       <w:r>
-        <w:t xml:space="preserve">Distribuciones de GNU/Linux: Descubre las distribuciones de Linux, sus características únicas y las ventajas que ofrecen en este apasionante viaje tecnológico.</w:t>
+        <w:t xml:space="preserve">Principales distribuciones Linux</w:t>
       </w:r>
     </w:p>
     <w:p>
@@ -1006,7 +1014,7 @@
       </w:r>
     </w:p>
     <w:bookmarkEnd w:id="37"/>
-    <w:bookmarkStart w:id="70" w:name="publicaciones-similares"/>
+    <w:bookmarkStart w:id="72" w:name="publicaciones-similares"/>
     <w:p>
       <w:pPr>
         <w:pStyle w:val="Heading1"/>
@@ -1361,13 +1369,34 @@
     </w:p>
     <w:p>
       <w:pPr>
+        <w:pStyle w:val="Compact"/>
+        <w:numPr>
+          <w:ilvl w:val="0"/>
+          <w:numId w:val="1009"/>
+        </w:numPr>
+      </w:pPr>
+      <w:hyperlink r:id="rId70"/>
+      <w:r>
+        <w:t xml:space="preserve"> </w:t>
+      </w:r>
+      <w:hyperlink r:id="rId71">
+        <w:r>
+          <w:rPr>
+            <w:rStyle w:val="Hyperlink"/>
+          </w:rPr>
+          <w:t xml:space="preserve">Gestiona Tus Dotfiles Con Gnu Stow</w:t>
+        </w:r>
+      </w:hyperlink>
+    </w:p>
+    <w:p>
+      <w:pPr>
         <w:pStyle w:val="FirstParagraph"/>
       </w:pPr>
       <w:r>
         <w:t xml:space="preserve">Esperamos que encuentres estas publicaciones igualmente interesantes y útiles. ¡Disfruta de la lectura!</w:t>
       </w:r>
     </w:p>
-    <w:bookmarkEnd w:id="70"/>
+    <w:bookmarkEnd w:id="72"/>
     <w:sectPr>
       <w:headerReference r:id="rId9" w:type="even"/>
       <w:headerReference r:id="rId11" w:type="default"/>

--- a/_site/operating-system/2023-06-18-02-distribuciones-linux/index.docx
+++ b/_site/operating-system/2023-06-18-02-distribuciones-linux/index.docx
@@ -44,7 +44,7 @@
         <w:t xml:space="preserve"> </w:t>
       </w:r>
     </w:p>
-    <w:bookmarkStart w:id="20" w:name="title"/>
+    <w:bookmarkStart w:id="22" w:name="title"/>
     <w:p>
       <w:pPr>
         <w:pStyle w:val="Heading1"/>
@@ -93,8 +93,8 @@
         <w:t xml:space="preserve"> </w:t>
       </w:r>
     </w:p>
-    <w:bookmarkEnd w:id="20"/>
-    <w:bookmarkStart w:id="24" w:name="author-note"/>
+    <w:bookmarkEnd w:id="22"/>
+    <w:bookmarkStart w:id="26" w:name="author-note"/>
     <w:p>
       <w:pPr>
         <w:pStyle w:val="Heading1"/>
@@ -113,15 +113,15 @@
       <w:r>
         <w:t xml:space="preserve"> </w:t>
       </w:r>
-      <w:bookmarkStart w:id="21" w:name="orchid"/>
+      <w:bookmarkStart w:id="23" w:name="orchid"/>
       <w:r>
         <w:t xml:space="preserve">Orcid ID Logo: A green circle with white letters ID</w:t>
       </w:r>
-      <w:bookmarkEnd w:id="21"/>
-      <w:r>
-        <w:t xml:space="preserve"> </w:t>
-      </w:r>
-      <w:hyperlink r:id="rId22">
+      <w:bookmarkEnd w:id="23"/>
+      <w:r>
+        <w:t xml:space="preserve"> </w:t>
+      </w:r>
+      <w:hyperlink r:id="rId24">
         <w:r>
           <w:rPr>
             <w:rStyle w:val="Hyperlink"/>
@@ -160,7 +160,7 @@
         <w:t xml:space="preserve">: </w:t>
       </w:r>
       <w:r>
-        <w:t xml:space="preserve">conceptualización y redacción</w:t>
+        <w:t xml:space="preserve">conceptualización, metodología, análisis formal, investigación, recursos, curación de datos, redacción, visualización, supervisión, y administración del proyecto</w:t>
       </w:r>
     </w:p>
     <w:p>
@@ -168,12 +168,12 @@
         <w:pStyle w:val="BodyText"/>
       </w:pPr>
       <w:r>
-        <w:t xml:space="preserve">La correspondencia relativa a este artículo debe dirigirse a Edison Achalma, Escuela Profesional de Economía, Universidad Nacional de San Cristóbal de Huamanga, Ayacucho, AYA, Perú, Email:</w:t>
-      </w:r>
-      <w:r>
-        <w:t xml:space="preserve"> </w:t>
-      </w:r>
-      <w:hyperlink r:id="rId23">
+        <w:t xml:space="preserve">La correspondencia relativa a este artículo debe dirigirse a Edison Achalma, Escuela Profesional de Economía, Universidad Nacional de San Cristóbal de Huamanga, Portal Independencia N° 57, Ayacucho, AYA 5001, Perú, Email:</w:t>
+      </w:r>
+      <w:r>
+        <w:t xml:space="preserve"> </w:t>
+      </w:r>
+      <w:hyperlink r:id="rId25">
         <w:r>
           <w:rPr>
             <w:rStyle w:val="Hyperlink"/>
@@ -187,8 +187,8 @@
         <w:br w:type="page"/>
       </w:r>
     </w:p>
-    <w:bookmarkEnd w:id="24"/>
-    <w:bookmarkStart w:id="25" w:name="abstract"/>
+    <w:bookmarkEnd w:id="26"/>
+    <w:bookmarkStart w:id="27" w:name="abstract"/>
     <w:p>
       <w:pPr>
         <w:pStyle w:val="Heading1"/>
@@ -225,8 +225,8 @@
         <w:br w:type="page"/>
       </w:r>
     </w:p>
-    <w:bookmarkEnd w:id="25"/>
-    <w:bookmarkStart w:id="26" w:name="firstheader"/>
+    <w:bookmarkEnd w:id="27"/>
+    <w:bookmarkStart w:id="28" w:name="firstheader"/>
     <w:p>
       <w:pPr>
         <w:pStyle w:val="Heading1"/>
@@ -243,8 +243,8 @@
         <w:t xml:space="preserve">¡Bienvenido al fascinante mundo de las distribuciones de Linux! Si eres un entusiasta de la tecnología, un aficionado a la informática o simplemente estás buscando una alternativa al sistema operativo convencional, estás en el lugar adecuado. En este blog, exploraremos las diversas distribuciones de Linux, sus características únicas y las ventajas que ofrecen. Prepárate para descubrir un universo de posibilidades, personalización y libertad que te sorprenderá. ¡Acompáñanos en este apasionante viaje por las distribuciones de Linux y despierta tu curiosidad tecnológica!</w:t>
       </w:r>
     </w:p>
-    <w:bookmarkEnd w:id="26"/>
-    <w:bookmarkStart w:id="27" w:name="qué-es-una-distribución-de-linux"/>
+    <w:bookmarkEnd w:id="28"/>
+    <w:bookmarkStart w:id="29" w:name="qué-es-una-distribución-de-linux"/>
     <w:p>
       <w:pPr>
         <w:pStyle w:val="Heading1"/>
@@ -285,8 +285,8 @@
         <w:t xml:space="preserve">La clave de una distribución de Linux es que todo su software es de código abierto, lo que significa que el código fuente está disponible para que cualquier persona lo vea, lo modifique y lo comparta. Esto promueve la colaboración y la innovación, y también garantiza que los usuarios tengan libertad para usar, modificar y distribuir el software de acuerdo con sus necesidades.</w:t>
       </w:r>
     </w:p>
-    <w:bookmarkEnd w:id="27"/>
-    <w:bookmarkStart w:id="28" w:name="familias-de-distribuciones-de-linux."/>
+    <w:bookmarkEnd w:id="29"/>
+    <w:bookmarkStart w:id="30" w:name="familias-de-distribuciones-de-linux."/>
     <w:p>
       <w:pPr>
         <w:pStyle w:val="Heading1"/>
@@ -408,8 +408,8 @@
         <w:t xml:space="preserve">Más adelante, nos adentraremos en cada una de estas familias y descubriremos qué las hace especiales.</w:t>
       </w:r>
     </w:p>
-    <w:bookmarkEnd w:id="28"/>
-    <w:bookmarkStart w:id="29" w:name="los-ciclos-de-lanzamiento"/>
+    <w:bookmarkEnd w:id="30"/>
+    <w:bookmarkStart w:id="31" w:name="los-ciclos-de-lanzamiento"/>
     <w:p>
       <w:pPr>
         <w:pStyle w:val="Heading1"/>
@@ -450,8 +450,8 @@
         <w:t xml:space="preserve">Además de los ciclos de lanzamiento regulares, algunas distribuciones ofrecen versiones LTS (Long Term Support) que brindan soporte extendido a largo plazo. Estas versiones suelen tener un ciclo de lanzamiento más largo, lo que garantiza actualizaciones de seguridad y soporte técnico durante un período más prolongado, ideal para entornos empresariales y usuarios que buscan estabilidad a largo plazo.</w:t>
       </w:r>
     </w:p>
-    <w:bookmarkEnd w:id="29"/>
-    <w:bookmarkStart w:id="30" w:name="soporte-y-las-actualizaciones"/>
+    <w:bookmarkEnd w:id="31"/>
+    <w:bookmarkStart w:id="32" w:name="soporte-y-las-actualizaciones"/>
     <w:p>
       <w:pPr>
         <w:pStyle w:val="Heading1"/>
@@ -508,8 +508,8 @@
         <w:t xml:space="preserve">Además, muchas distribuciones ofrecen herramientas específicas para gestionar las actualizaciones, lo que facilita aún más el proceso. Puedes programar actualizaciones automáticas o realizarlas manualmente según tus preferencias.</w:t>
       </w:r>
     </w:p>
-    <w:bookmarkEnd w:id="30"/>
-    <w:bookmarkStart w:id="31" w:name="las-principales-distribuciones-de-linux"/>
+    <w:bookmarkEnd w:id="32"/>
+    <w:bookmarkStart w:id="33" w:name="las-principales-distribuciones-de-linux"/>
     <w:p>
       <w:pPr>
         <w:pStyle w:val="Heading1"/>
@@ -623,8 +623,8 @@
         <w:t xml:space="preserve">Si buscas un nivel de personalización y control extremo, Arch Linux es la elección ideal. Esta distribución te permite construir tu sistema operativo desde cero, seleccionando y configurando cada componente según tus preferencias. Requiere un poco más de conocimiento técnico, pero ofrece una experiencia única y adaptada a tus necesidades.</w:t>
       </w:r>
     </w:p>
-    <w:bookmarkEnd w:id="31"/>
-    <w:bookmarkStart w:id="32" w:name="X4d4b7f8731f0af4280fe393a55a1e210f57f228"/>
+    <w:bookmarkEnd w:id="33"/>
+    <w:bookmarkStart w:id="34" w:name="X4d4b7f8731f0af4280fe393a55a1e210f57f228"/>
     <w:p>
       <w:pPr>
         <w:pStyle w:val="Heading1"/>
@@ -725,8 +725,8 @@
         <w:t xml:space="preserve">Si valoras el diseño elegante y minimalista, elementary OS es una opción a considerar. Su apariencia limpia y cuidada se asemeja a macOS, lo que atrae a muchos usuarios. También cuenta con una selección de aplicaciones propias y se enfoca en brindar una experiencia fluida y cohesiva.</w:t>
       </w:r>
     </w:p>
-    <w:bookmarkEnd w:id="32"/>
-    <w:bookmarkStart w:id="33" w:name="X0545fb535ac27648e5da6d77a22790d4476b64d"/>
+    <w:bookmarkEnd w:id="34"/>
+    <w:bookmarkStart w:id="35" w:name="X0545fb535ac27648e5da6d77a22790d4476b64d"/>
     <w:p>
       <w:pPr>
         <w:pStyle w:val="Heading1"/>
@@ -785,8 +785,8 @@
         <w:t xml:space="preserve">Si buscas una distribución que combine estabilidad y actualizaciones constantes, openSUSE Leap es una excelente elección. Basada en el proyecto SUSE Linux Enterprise, ofrece una plataforma sólida y segura para tus necesidades tanto personales como empresariales.</w:t>
       </w:r>
     </w:p>
-    <w:bookmarkEnd w:id="33"/>
-    <w:bookmarkStart w:id="34" w:name="X3cab8ff2dcee25a9a0b40aa0b89975df29ba86a"/>
+    <w:bookmarkEnd w:id="35"/>
+    <w:bookmarkStart w:id="36" w:name="X3cab8ff2dcee25a9a0b40aa0b89975df29ba86a"/>
     <w:p>
       <w:pPr>
         <w:pStyle w:val="Heading1"/>
@@ -845,8 +845,8 @@
         <w:t xml:space="preserve">Para aquellos que buscan un control total sobre su sistema, Arch Linux es la opción perfecta. Con un enfoque minimalista y una instalación desde cero, te permite construir un sistema adaptado a tus necesidades específicas. Prepárate para sumergirte en el mundo de la personalización y la configuración avanzada.</w:t>
       </w:r>
     </w:p>
-    <w:bookmarkEnd w:id="34"/>
-    <w:bookmarkStart w:id="35" w:name="las-distribuciones-para-servidores"/>
+    <w:bookmarkEnd w:id="36"/>
+    <w:bookmarkStart w:id="37" w:name="las-distribuciones-para-servidores"/>
     <w:p>
       <w:pPr>
         <w:pStyle w:val="Heading1"/>
@@ -885,8 +885,8 @@
         <w:t xml:space="preserve">Una opción popular y ampliamente utilizada en el ámbito de los servidores es Ubuntu Server. Con su enfoque en la estabilidad, seguridad y facilidad de uso, esta distribución es perfecta tanto para principiantes como para usuarios más experimentados. Además, cuenta con una gran comunidad de soporte y una amplia variedad de aplicaciones disponibles.</w:t>
       </w:r>
     </w:p>
-    <w:bookmarkEnd w:id="35"/>
-    <w:bookmarkStart w:id="36" w:name="las-distribuciones-comerciales"/>
+    <w:bookmarkEnd w:id="37"/>
+    <w:bookmarkStart w:id="38" w:name="las-distribuciones-comerciales"/>
     <w:p>
       <w:pPr>
         <w:pStyle w:val="Heading1"/>
@@ -945,8 +945,8 @@
         <w:t xml:space="preserve">Otra opción destacada en el ámbito empresarial es SUSE Linux Enterprise. Con su enfoque en la estabilidad y la interoperabilidad, esta distribución ofrece una amplia gama de herramientas y características diseñadas específicamente para satisfacer las necesidades de las empresas. Además, cuenta con un sólido respaldo de SUSE, una empresa líder en soluciones de código abierto.</w:t>
       </w:r>
     </w:p>
-    <w:bookmarkEnd w:id="36"/>
-    <w:bookmarkStart w:id="37" w:name="otras-distribuciones"/>
+    <w:bookmarkEnd w:id="38"/>
+    <w:bookmarkStart w:id="39" w:name="otras-distribuciones"/>
     <w:p>
       <w:pPr>
         <w:pStyle w:val="Heading1"/>
@@ -1013,8 +1013,8 @@
         <w:t xml:space="preserve">En nuestro próximo artículo, nos adentraremos en otros aspectos emocionantes de Linux. ¡No te lo pierdas! ¡Continúa explorando con nosotros y descubriendo todo lo que Linux tiene para ofrecerte! ¡Hasta pronto!</w:t>
       </w:r>
     </w:p>
-    <w:bookmarkEnd w:id="37"/>
-    <w:bookmarkStart w:id="72" w:name="publicaciones-similares"/>
+    <w:bookmarkEnd w:id="39"/>
+    <w:bookmarkStart w:id="82" w:name="publicaciones-similares"/>
     <w:p>
       <w:pPr>
         <w:pStyle w:val="Heading1"/>
@@ -1039,11 +1039,11 @@
           <w:numId w:val="1009"/>
         </w:numPr>
       </w:pPr>
-      <w:hyperlink r:id="rId38"/>
-      <w:r>
-        <w:t xml:space="preserve"> </w:t>
-      </w:r>
-      <w:hyperlink r:id="rId39">
+      <w:hyperlink r:id="rId40"/>
+      <w:r>
+        <w:t xml:space="preserve"> </w:t>
+      </w:r>
+      <w:hyperlink r:id="rId41">
         <w:r>
           <w:rPr>
             <w:rStyle w:val="Hyperlink"/>
@@ -1060,11 +1060,11 @@
           <w:numId w:val="1009"/>
         </w:numPr>
       </w:pPr>
-      <w:hyperlink r:id="rId40"/>
-      <w:r>
-        <w:t xml:space="preserve"> </w:t>
-      </w:r>
-      <w:hyperlink r:id="rId41">
+      <w:hyperlink r:id="rId42"/>
+      <w:r>
+        <w:t xml:space="preserve"> </w:t>
+      </w:r>
+      <w:hyperlink r:id="rId43">
         <w:r>
           <w:rPr>
             <w:rStyle w:val="Hyperlink"/>
@@ -1081,11 +1081,11 @@
           <w:numId w:val="1009"/>
         </w:numPr>
       </w:pPr>
-      <w:hyperlink r:id="rId42"/>
-      <w:r>
-        <w:t xml:space="preserve"> </w:t>
-      </w:r>
-      <w:hyperlink r:id="rId43">
+      <w:hyperlink r:id="rId44"/>
+      <w:r>
+        <w:t xml:space="preserve"> </w:t>
+      </w:r>
+      <w:hyperlink r:id="rId45">
         <w:r>
           <w:rPr>
             <w:rStyle w:val="Hyperlink"/>
@@ -1102,16 +1102,16 @@
           <w:numId w:val="1009"/>
         </w:numPr>
       </w:pPr>
-      <w:hyperlink r:id="rId44"/>
-      <w:r>
-        <w:t xml:space="preserve"> </w:t>
-      </w:r>
-      <w:hyperlink r:id="rId45">
+      <w:hyperlink r:id="rId46"/>
+      <w:r>
+        <w:t xml:space="preserve"> </w:t>
+      </w:r>
+      <w:hyperlink r:id="rId47">
         <w:r>
           <w:rPr>
             <w:rStyle w:val="Hyperlink"/>
           </w:rPr>
-          <w:t xml:space="preserve">Usando Apk En Windown 11</w:t>
+          <w:t xml:space="preserve">Scrcpy</w:t>
         </w:r>
       </w:hyperlink>
     </w:p>
@@ -1123,11 +1123,11 @@
           <w:numId w:val="1009"/>
         </w:numPr>
       </w:pPr>
-      <w:hyperlink r:id="rId46"/>
-      <w:r>
-        <w:t xml:space="preserve"> </w:t>
-      </w:r>
-      <w:hyperlink r:id="rId47">
+      <w:hyperlink r:id="rId48"/>
+      <w:r>
+        <w:t xml:space="preserve"> </w:t>
+      </w:r>
+      <w:hyperlink r:id="rId49">
         <w:r>
           <w:rPr>
             <w:rStyle w:val="Hyperlink"/>
@@ -1144,11 +1144,11 @@
           <w:numId w:val="1009"/>
         </w:numPr>
       </w:pPr>
-      <w:hyperlink r:id="rId48"/>
-      <w:r>
-        <w:t xml:space="preserve"> </w:t>
-      </w:r>
-      <w:hyperlink r:id="rId49">
+      <w:hyperlink r:id="rId50"/>
+      <w:r>
+        <w:t xml:space="preserve"> </w:t>
+      </w:r>
+      <w:hyperlink r:id="rId51">
         <w:r>
           <w:rPr>
             <w:rStyle w:val="Hyperlink"/>
@@ -1165,11 +1165,11 @@
           <w:numId w:val="1009"/>
         </w:numPr>
       </w:pPr>
-      <w:hyperlink r:id="rId50"/>
-      <w:r>
-        <w:t xml:space="preserve"> </w:t>
-      </w:r>
-      <w:hyperlink r:id="rId51">
+      <w:hyperlink r:id="rId52"/>
+      <w:r>
+        <w:t xml:space="preserve"> </w:t>
+      </w:r>
+      <w:hyperlink r:id="rId53">
         <w:r>
           <w:rPr>
             <w:rStyle w:val="Hyperlink"/>
@@ -1186,11 +1186,11 @@
           <w:numId w:val="1009"/>
         </w:numPr>
       </w:pPr>
-      <w:hyperlink r:id="rId52"/>
-      <w:r>
-        <w:t xml:space="preserve"> </w:t>
-      </w:r>
-      <w:hyperlink r:id="rId53">
+      <w:hyperlink r:id="rId54"/>
+      <w:r>
+        <w:t xml:space="preserve"> </w:t>
+      </w:r>
+      <w:hyperlink r:id="rId55">
         <w:r>
           <w:rPr>
             <w:rStyle w:val="Hyperlink"/>
@@ -1207,11 +1207,11 @@
           <w:numId w:val="1009"/>
         </w:numPr>
       </w:pPr>
-      <w:hyperlink r:id="rId54"/>
-      <w:r>
-        <w:t xml:space="preserve"> </w:t>
-      </w:r>
-      <w:hyperlink r:id="rId55">
+      <w:hyperlink r:id="rId56"/>
+      <w:r>
+        <w:t xml:space="preserve"> </w:t>
+      </w:r>
+      <w:hyperlink r:id="rId57">
         <w:r>
           <w:rPr>
             <w:rStyle w:val="Hyperlink"/>
@@ -1228,11 +1228,11 @@
           <w:numId w:val="1009"/>
         </w:numPr>
       </w:pPr>
-      <w:hyperlink r:id="rId56"/>
-      <w:r>
-        <w:t xml:space="preserve"> </w:t>
-      </w:r>
-      <w:hyperlink r:id="rId57">
+      <w:hyperlink r:id="rId58"/>
+      <w:r>
+        <w:t xml:space="preserve"> </w:t>
+      </w:r>
+      <w:hyperlink r:id="rId59">
         <w:r>
           <w:rPr>
             <w:rStyle w:val="Hyperlink"/>
@@ -1249,11 +1249,11 @@
           <w:numId w:val="1009"/>
         </w:numPr>
       </w:pPr>
-      <w:hyperlink r:id="rId58"/>
-      <w:r>
-        <w:t xml:space="preserve"> </w:t>
-      </w:r>
-      <w:hyperlink r:id="rId59">
+      <w:hyperlink r:id="rId60"/>
+      <w:r>
+        <w:t xml:space="preserve"> </w:t>
+      </w:r>
+      <w:hyperlink r:id="rId61">
         <w:r>
           <w:rPr>
             <w:rStyle w:val="Hyperlink"/>
@@ -1270,11 +1270,11 @@
           <w:numId w:val="1009"/>
         </w:numPr>
       </w:pPr>
-      <w:hyperlink r:id="rId60"/>
-      <w:r>
-        <w:t xml:space="preserve"> </w:t>
-      </w:r>
-      <w:hyperlink r:id="rId61">
+      <w:hyperlink r:id="rId62"/>
+      <w:r>
+        <w:t xml:space="preserve"> </w:t>
+      </w:r>
+      <w:hyperlink r:id="rId63">
         <w:r>
           <w:rPr>
             <w:rStyle w:val="Hyperlink"/>
@@ -1291,11 +1291,11 @@
           <w:numId w:val="1009"/>
         </w:numPr>
       </w:pPr>
-      <w:hyperlink r:id="rId62"/>
-      <w:r>
-        <w:t xml:space="preserve"> </w:t>
-      </w:r>
-      <w:hyperlink r:id="rId63">
+      <w:hyperlink r:id="rId64"/>
+      <w:r>
+        <w:t xml:space="preserve"> </w:t>
+      </w:r>
+      <w:hyperlink r:id="rId65">
         <w:r>
           <w:rPr>
             <w:rStyle w:val="Hyperlink"/>
@@ -1312,11 +1312,11 @@
           <w:numId w:val="1009"/>
         </w:numPr>
       </w:pPr>
-      <w:hyperlink r:id="rId64"/>
-      <w:r>
-        <w:t xml:space="preserve"> </w:t>
-      </w:r>
-      <w:hyperlink r:id="rId65">
+      <w:hyperlink r:id="rId66"/>
+      <w:r>
+        <w:t xml:space="preserve"> </w:t>
+      </w:r>
+      <w:hyperlink r:id="rId67">
         <w:r>
           <w:rPr>
             <w:rStyle w:val="Hyperlink"/>
@@ -1333,11 +1333,11 @@
           <w:numId w:val="1009"/>
         </w:numPr>
       </w:pPr>
-      <w:hyperlink r:id="rId66"/>
-      <w:r>
-        <w:t xml:space="preserve"> </w:t>
-      </w:r>
-      <w:hyperlink r:id="rId67">
+      <w:hyperlink r:id="rId68"/>
+      <w:r>
+        <w:t xml:space="preserve"> </w:t>
+      </w:r>
+      <w:hyperlink r:id="rId69">
         <w:r>
           <w:rPr>
             <w:rStyle w:val="Hyperlink"/>
@@ -1354,11 +1354,11 @@
           <w:numId w:val="1009"/>
         </w:numPr>
       </w:pPr>
-      <w:hyperlink r:id="rId68"/>
-      <w:r>
-        <w:t xml:space="preserve"> </w:t>
-      </w:r>
-      <w:hyperlink r:id="rId69">
+      <w:hyperlink r:id="rId70"/>
+      <w:r>
+        <w:t xml:space="preserve"> </w:t>
+      </w:r>
+      <w:hyperlink r:id="rId71">
         <w:r>
           <w:rPr>
             <w:rStyle w:val="Hyperlink"/>
@@ -1375,11 +1375,11 @@
           <w:numId w:val="1009"/>
         </w:numPr>
       </w:pPr>
-      <w:hyperlink r:id="rId70"/>
-      <w:r>
-        <w:t xml:space="preserve"> </w:t>
-      </w:r>
-      <w:hyperlink r:id="rId71">
+      <w:hyperlink r:id="rId72"/>
+      <w:r>
+        <w:t xml:space="preserve"> </w:t>
+      </w:r>
+      <w:hyperlink r:id="rId73">
         <w:r>
           <w:rPr>
             <w:rStyle w:val="Hyperlink"/>
@@ -1390,20 +1390,104 @@
     </w:p>
     <w:p>
       <w:pPr>
+        <w:pStyle w:val="Compact"/>
+        <w:numPr>
+          <w:ilvl w:val="0"/>
+          <w:numId w:val="1009"/>
+        </w:numPr>
+      </w:pPr>
+      <w:hyperlink r:id="rId74"/>
+      <w:r>
+        <w:t xml:space="preserve"> </w:t>
+      </w:r>
+      <w:hyperlink r:id="rId75">
+        <w:r>
+          <w:rPr>
+            <w:rStyle w:val="Hyperlink"/>
+          </w:rPr>
+          <w:t xml:space="preserve">Guia De Ranger</w:t>
+        </w:r>
+      </w:hyperlink>
+    </w:p>
+    <w:p>
+      <w:pPr>
+        <w:pStyle w:val="Compact"/>
+        <w:numPr>
+          <w:ilvl w:val="0"/>
+          <w:numId w:val="1009"/>
+        </w:numPr>
+      </w:pPr>
+      <w:hyperlink r:id="rId76"/>
+      <w:r>
+        <w:t xml:space="preserve"> </w:t>
+      </w:r>
+      <w:hyperlink r:id="rId77">
+        <w:r>
+          <w:rPr>
+            <w:rStyle w:val="Hyperlink"/>
+          </w:rPr>
+          <w:t xml:space="preserve">Guia De Kitty Terminal</w:t>
+        </w:r>
+      </w:hyperlink>
+    </w:p>
+    <w:p>
+      <w:pPr>
+        <w:pStyle w:val="Compact"/>
+        <w:numPr>
+          <w:ilvl w:val="0"/>
+          <w:numId w:val="1009"/>
+        </w:numPr>
+      </w:pPr>
+      <w:hyperlink r:id="rId78"/>
+      <w:r>
+        <w:t xml:space="preserve"> </w:t>
+      </w:r>
+      <w:hyperlink r:id="rId79">
+        <w:r>
+          <w:rPr>
+            <w:rStyle w:val="Hyperlink"/>
+          </w:rPr>
+          <w:t xml:space="preserve">Guia De Positron Ide</w:t>
+        </w:r>
+      </w:hyperlink>
+    </w:p>
+    <w:p>
+      <w:pPr>
+        <w:pStyle w:val="Compact"/>
+        <w:numPr>
+          <w:ilvl w:val="0"/>
+          <w:numId w:val="1009"/>
+        </w:numPr>
+      </w:pPr>
+      <w:hyperlink r:id="rId80"/>
+      <w:r>
+        <w:t xml:space="preserve"> </w:t>
+      </w:r>
+      <w:hyperlink r:id="rId81">
+        <w:r>
+          <w:rPr>
+            <w:rStyle w:val="Hyperlink"/>
+          </w:rPr>
+          <w:t xml:space="preserve">Guia De Rsync</w:t>
+        </w:r>
+      </w:hyperlink>
+    </w:p>
+    <w:p>
+      <w:pPr>
         <w:pStyle w:val="FirstParagraph"/>
       </w:pPr>
       <w:r>
         <w:t xml:space="preserve">Esperamos que encuentres estas publicaciones igualmente interesantes y útiles. ¡Disfruta de la lectura!</w:t>
       </w:r>
     </w:p>
-    <w:bookmarkEnd w:id="72"/>
+    <w:bookmarkEnd w:id="82"/>
     <w:sectPr>
-      <w:headerReference r:id="rId9" w:type="even"/>
-      <w:headerReference r:id="rId11" w:type="default"/>
-      <w:footerReference r:id="rId14" w:type="even"/>
-      <w:footerReference r:id="rId13" w:type="default"/>
-      <w:headerReference r:id="rId10" w:type="first"/>
-      <w:footerReference r:id="rId12" w:type="first"/>
+      <w:headerReference r:id="rId8" w:type="even"/>
+      <w:headerReference r:id="rId9" w:type="default"/>
+      <w:footerReference r:id="rId10" w:type="even"/>
+      <w:footerReference r:id="rId11" w:type="default"/>
+      <w:headerReference r:id="rId12" w:type="first"/>
+      <w:footerReference r:id="rId13" w:type="first"/>
       <w:pgSz w:h="15840" w:w="12240"/>
       <w:pgMar w:bottom="1440" w:footer="720" w:gutter="0" w:header="720" w:left="1440" w:right="1440" w:top="1440"/>
       <w:cols w:space="720"/>
